--- a/luxiaobao-4/4报告.docx
+++ b/luxiaobao-4/4报告.docx
@@ -368,7 +368,6 @@
         </w:rPr>
         <w:t>1</w:t>
       </w:r>
-      <w:proofErr w:type="gramStart"/>
       <w:r>
         <w:rPr>
           <w:rFonts w:ascii="Times New Roman" w:eastAsia="宋体" w:hAnsi="Times New Roman" w:cs="Times New Roman"/>
@@ -377,9 +376,8 @@
           <w:sz w:val="29"/>
           <w:szCs w:val="29"/>
         </w:rPr>
-        <w:t>​,y</w:t>
-      </w:r>
-      <w:proofErr w:type="gramEnd"/>
+        <w:t>​, y</w:t>
+      </w:r>
       <w:r>
         <w:rPr>
           <w:rFonts w:ascii="Times New Roman" w:eastAsia="宋体" w:hAnsi="Times New Roman" w:cs="Times New Roman"/>
@@ -399,7 +397,7 @@
           <w:sz w:val="29"/>
           <w:szCs w:val="29"/>
         </w:rPr>
-        <w:t>​,z</w:t>
+        <w:t>​, z</w:t>
       </w:r>
       <w:r>
         <w:rPr>
@@ -487,7 +485,6 @@
         </w:rPr>
         <w:t>2</w:t>
       </w:r>
-      <w:proofErr w:type="gramStart"/>
       <w:r>
         <w:rPr>
           <w:rFonts w:ascii="Times New Roman" w:eastAsia="宋体" w:hAnsi="Times New Roman" w:cs="Times New Roman"/>
@@ -496,9 +493,28 @@
           <w:sz w:val="29"/>
           <w:szCs w:val="29"/>
         </w:rPr>
-        <w:t>​,y</w:t>
-      </w:r>
-      <w:proofErr w:type="gramEnd"/>
+        <w:t>​,</w:t>
+      </w:r>
+      <w:r>
+        <w:rPr>
+          <w:rFonts w:ascii="Times New Roman" w:eastAsia="宋体" w:hAnsi="Times New Roman" w:cs="Times New Roman"/>
+          <w:color w:val="000000"/>
+          <w:kern w:val="0"/>
+          <w:sz w:val="29"/>
+          <w:szCs w:val="29"/>
+        </w:rPr>
+        <w:t xml:space="preserve"> </w:t>
+      </w:r>
+      <w:r>
+        <w:rPr>
+          <w:rFonts w:ascii="Times New Roman" w:eastAsia="宋体" w:hAnsi="Times New Roman" w:cs="Times New Roman"/>
+          <w:color w:val="000000"/>
+          <w:kern w:val="0"/>
+          <w:sz w:val="29"/>
+          <w:szCs w:val="29"/>
+        </w:rPr>
+        <w:t>y</w:t>
+      </w:r>
       <w:r>
         <w:rPr>
           <w:rFonts w:ascii="Times New Roman" w:eastAsia="宋体" w:hAnsi="Times New Roman" w:cs="Times New Roman"/>
@@ -518,7 +534,27 @@
           <w:sz w:val="29"/>
           <w:szCs w:val="29"/>
         </w:rPr>
-        <w:t>​,z</w:t>
+        <w:t>​,</w:t>
+      </w:r>
+      <w:r>
+        <w:rPr>
+          <w:rFonts w:ascii="Times New Roman" w:eastAsia="宋体" w:hAnsi="Times New Roman" w:cs="Times New Roman"/>
+          <w:color w:val="000000"/>
+          <w:kern w:val="0"/>
+          <w:sz w:val="29"/>
+          <w:szCs w:val="29"/>
+        </w:rPr>
+        <w:t xml:space="preserve"> </w:t>
+      </w:r>
+      <w:r>
+        <w:rPr>
+          <w:rFonts w:ascii="Times New Roman" w:eastAsia="宋体" w:hAnsi="Times New Roman" w:cs="Times New Roman"/>
+          <w:color w:val="000000"/>
+          <w:kern w:val="0"/>
+          <w:sz w:val="29"/>
+          <w:szCs w:val="29"/>
+        </w:rPr>
+        <w:t>z</w:t>
       </w:r>
       <w:r>
         <w:rPr>
@@ -597,10 +633,10 @@
             <v:path o:extrusionok="f" gradientshapeok="t" o:connecttype="rect"/>
             <o:lock v:ext="edit" aspectratio="t"/>
           </v:shapetype>
-          <v:shape id="_x0000_i1044" type="#_x0000_t75" style="width:168pt;height:18pt" o:ole="">
+          <v:shape id="_x0000_i1025" type="#_x0000_t75" style="width:168pt;height:18pt" o:ole="">
             <v:imagedata r:id="rId5" o:title=""/>
           </v:shape>
-          <o:OLEObject Type="Embed" ProgID="Equation.DSMT4" ShapeID="_x0000_i1044" DrawAspect="Content" ObjectID="_1842511810" r:id="rId6"/>
+          <o:OLEObject Type="Embed" ProgID="Equation.DSMT4" ShapeID="_x0000_i1025" DrawAspect="Content" ObjectID="_1843112767" r:id="rId6"/>
         </w:object>
       </w:r>
       <w:r>
@@ -643,10 +679,10 @@
           <w:position w:val="-12"/>
         </w:rPr>
         <w:object w:dxaOrig="2180" w:dyaOrig="440" w14:anchorId="02216792">
-          <v:shape id="_x0000_i1038" type="#_x0000_t75" style="width:109.2pt;height:22.2pt" o:ole="">
+          <v:shape id="_x0000_i1026" type="#_x0000_t75" style="width:109.2pt;height:22.2pt" o:ole="">
             <v:imagedata r:id="rId7" o:title=""/>
           </v:shape>
-          <o:OLEObject Type="Embed" ProgID="Equation.DSMT4" ShapeID="_x0000_i1038" DrawAspect="Content" ObjectID="_1842511811" r:id="rId8"/>
+          <o:OLEObject Type="Embed" ProgID="Equation.DSMT4" ShapeID="_x0000_i1026" DrawAspect="Content" ObjectID="_1843112768" r:id="rId8"/>
         </w:object>
       </w:r>
       <w:r>
@@ -689,10 +725,10 @@
           <w:position w:val="-24"/>
         </w:rPr>
         <w:object w:dxaOrig="2520" w:dyaOrig="620" w14:anchorId="78417B90">
-          <v:shape id="_x0000_i1047" type="#_x0000_t75" style="width:126pt;height:31.2pt" o:ole="">
+          <v:shape id="_x0000_i1027" type="#_x0000_t75" style="width:126pt;height:31.2pt" o:ole="">
             <v:imagedata r:id="rId9" o:title=""/>
           </v:shape>
-          <o:OLEObject Type="Embed" ProgID="Equation.DSMT4" ShapeID="_x0000_i1047" DrawAspect="Content" ObjectID="_1842511812" r:id="rId10"/>
+          <o:OLEObject Type="Embed" ProgID="Equation.DSMT4" ShapeID="_x0000_i1027" DrawAspect="Content" ObjectID="_1843112769" r:id="rId10"/>
         </w:object>
       </w:r>
       <w:r>
@@ -770,10 +806,10 @@
           <w:position w:val="-14"/>
         </w:rPr>
         <w:object w:dxaOrig="2380" w:dyaOrig="400" w14:anchorId="574B37EF">
-          <v:shape id="_x0000_i1050" type="#_x0000_t75" style="width:118.8pt;height:19.8pt" o:ole="">
+          <v:shape id="_x0000_i1028" type="#_x0000_t75" style="width:118.8pt;height:19.8pt" o:ole="">
             <v:imagedata r:id="rId11" o:title=""/>
           </v:shape>
-          <o:OLEObject Type="Embed" ProgID="Equation.DSMT4" ShapeID="_x0000_i1050" DrawAspect="Content" ObjectID="_1842511813" r:id="rId12"/>
+          <o:OLEObject Type="Embed" ProgID="Equation.DSMT4" ShapeID="_x0000_i1028" DrawAspect="Content" ObjectID="_1843112770" r:id="rId12"/>
         </w:object>
       </w:r>
       <w:r>
@@ -817,10 +853,10 @@
           <w:position w:val="-14"/>
         </w:rPr>
         <w:object w:dxaOrig="3620" w:dyaOrig="380" w14:anchorId="6A15B79D">
-          <v:shape id="_x0000_i1055" type="#_x0000_t75" style="width:181.2pt;height:19.2pt" o:ole="">
+          <v:shape id="_x0000_i1029" type="#_x0000_t75" style="width:181.2pt;height:19.2pt" o:ole="">
             <v:imagedata r:id="rId13" o:title=""/>
           </v:shape>
-          <o:OLEObject Type="Embed" ProgID="Equation.DSMT4" ShapeID="_x0000_i1055" DrawAspect="Content" ObjectID="_1842511814" r:id="rId14"/>
+          <o:OLEObject Type="Embed" ProgID="Equation.DSMT4" ShapeID="_x0000_i1029" DrawAspect="Content" ObjectID="_1843112771" r:id="rId14"/>
         </w:object>
       </w:r>
       <w:r>
@@ -918,10 +954,10 @@
           <w:position w:val="-24"/>
         </w:rPr>
         <w:object w:dxaOrig="660" w:dyaOrig="620" w14:anchorId="03FB226A">
-          <v:shape id="_x0000_i1058" type="#_x0000_t75" style="width:33pt;height:31.2pt" o:ole="">
+          <v:shape id="_x0000_i1030" type="#_x0000_t75" style="width:33pt;height:31.2pt" o:ole="">
             <v:imagedata r:id="rId15" o:title=""/>
           </v:shape>
-          <o:OLEObject Type="Embed" ProgID="Equation.DSMT4" ShapeID="_x0000_i1058" DrawAspect="Content" ObjectID="_1842511815" r:id="rId16"/>
+          <o:OLEObject Type="Embed" ProgID="Equation.DSMT4" ShapeID="_x0000_i1030" DrawAspect="Content" ObjectID="_1843112772" r:id="rId16"/>
         </w:object>
       </w:r>
       <w:r>
@@ -964,10 +1000,10 @@
           <w:position w:val="-24"/>
         </w:rPr>
         <w:object w:dxaOrig="720" w:dyaOrig="660" w14:anchorId="7654666D">
-          <v:shape id="_x0000_i1061" type="#_x0000_t75" style="width:36pt;height:33pt" o:ole="">
+          <v:shape id="_x0000_i1031" type="#_x0000_t75" style="width:36pt;height:33pt" o:ole="">
             <v:imagedata r:id="rId17" o:title=""/>
           </v:shape>
-          <o:OLEObject Type="Embed" ProgID="Equation.DSMT4" ShapeID="_x0000_i1061" DrawAspect="Content" ObjectID="_1842511816" r:id="rId18"/>
+          <o:OLEObject Type="Embed" ProgID="Equation.DSMT4" ShapeID="_x0000_i1031" DrawAspect="Content" ObjectID="_1843112773" r:id="rId18"/>
         </w:object>
       </w:r>
       <w:r>
@@ -1030,10 +1066,10 @@
           <w:position w:val="-24"/>
         </w:rPr>
         <w:object w:dxaOrig="2720" w:dyaOrig="620" w14:anchorId="36079959">
-          <v:shape id="_x0000_i1066" type="#_x0000_t75" style="width:136.2pt;height:31.2pt" o:ole="">
+          <v:shape id="_x0000_i1032" type="#_x0000_t75" style="width:136.2pt;height:31.2pt" o:ole="">
             <v:imagedata r:id="rId19" o:title=""/>
           </v:shape>
-          <o:OLEObject Type="Embed" ProgID="Equation.DSMT4" ShapeID="_x0000_i1066" DrawAspect="Content" ObjectID="_1842511817" r:id="rId20"/>
+          <o:OLEObject Type="Embed" ProgID="Equation.DSMT4" ShapeID="_x0000_i1032" DrawAspect="Content" ObjectID="_1843112774" r:id="rId20"/>
         </w:object>
       </w:r>
       <w:r>
@@ -1111,10 +1147,10 @@
           <w:position w:val="-24"/>
         </w:rPr>
         <w:object w:dxaOrig="800" w:dyaOrig="620" w14:anchorId="2904DE40">
-          <v:shape id="_x0000_i1069" type="#_x0000_t75" style="width:40.2pt;height:31.2pt" o:ole="">
+          <v:shape id="_x0000_i1033" type="#_x0000_t75" style="width:40.2pt;height:31.2pt" o:ole="">
             <v:imagedata r:id="rId21" o:title=""/>
           </v:shape>
-          <o:OLEObject Type="Embed" ProgID="Equation.DSMT4" ShapeID="_x0000_i1069" DrawAspect="Content" ObjectID="_1842511818" r:id="rId22"/>
+          <o:OLEObject Type="Embed" ProgID="Equation.DSMT4" ShapeID="_x0000_i1033" DrawAspect="Content" ObjectID="_1843112775" r:id="rId22"/>
         </w:object>
       </w:r>
       <w:r>
@@ -1251,10 +1287,10 @@
           <w:position w:val="-6"/>
         </w:rPr>
         <w:object w:dxaOrig="2180" w:dyaOrig="279" w14:anchorId="3739128C">
-          <v:shape id="_x0000_i1072" type="#_x0000_t75" style="width:109.2pt;height:13.8pt" o:ole="">
+          <v:shape id="_x0000_i1034" type="#_x0000_t75" style="width:109.2pt;height:13.8pt" o:ole="">
             <v:imagedata r:id="rId24" o:title=""/>
           </v:shape>
-          <o:OLEObject Type="Embed" ProgID="Equation.DSMT4" ShapeID="_x0000_i1072" DrawAspect="Content" ObjectID="_1842511819" r:id="rId25"/>
+          <o:OLEObject Type="Embed" ProgID="Equation.DSMT4" ShapeID="_x0000_i1034" DrawAspect="Content" ObjectID="_1843112776" r:id="rId25"/>
         </w:object>
       </w:r>
       <w:r>
@@ -1529,7 +1565,49 @@
           <w:sz w:val="24"/>
           <w:szCs w:val="24"/>
         </w:rPr>
-        <w:t>x1, x2, E, A)</w:t>
+        <w:t>x</w:t>
+      </w:r>
+      <w:r>
+        <w:rPr>
+          <w:rFonts w:ascii="Times New Roman" w:eastAsia="宋体" w:hAnsi="Times New Roman" w:cs="宋体"/>
+          <w:color w:val="000000"/>
+          <w:kern w:val="0"/>
+          <w:sz w:val="24"/>
+          <w:szCs w:val="24"/>
+          <w:vertAlign w:val="subscript"/>
+        </w:rPr>
+        <w:t>1</w:t>
+      </w:r>
+      <w:r>
+        <w:rPr>
+          <w:rFonts w:ascii="Times New Roman" w:eastAsia="宋体" w:hAnsi="Times New Roman" w:cs="宋体"/>
+          <w:color w:val="000000"/>
+          <w:kern w:val="0"/>
+          <w:sz w:val="24"/>
+          <w:szCs w:val="24"/>
+        </w:rPr>
+        <w:t>, x</w:t>
+      </w:r>
+      <w:r>
+        <w:rPr>
+          <w:rFonts w:ascii="Times New Roman" w:eastAsia="宋体" w:hAnsi="Times New Roman" w:cs="宋体"/>
+          <w:color w:val="000000"/>
+          <w:kern w:val="0"/>
+          <w:sz w:val="24"/>
+          <w:szCs w:val="24"/>
+          <w:vertAlign w:val="subscript"/>
+        </w:rPr>
+        <w:t>2</w:t>
+      </w:r>
+      <w:r>
+        <w:rPr>
+          <w:rFonts w:ascii="Times New Roman" w:eastAsia="宋体" w:hAnsi="Times New Roman" w:cs="宋体"/>
+          <w:color w:val="000000"/>
+          <w:kern w:val="0"/>
+          <w:sz w:val="24"/>
+          <w:szCs w:val="24"/>
+        </w:rPr>
+        <w:t>, E, A)</w:t>
       </w:r>
     </w:p>
     <w:p>
@@ -1625,7 +1703,39 @@
           <w:sz w:val="24"/>
           <w:szCs w:val="24"/>
         </w:rPr>
-        <w:t>x1, x2</w:t>
+        <w:t>x</w:t>
+      </w:r>
+      <w:r>
+        <w:rPr>
+          <w:rFonts w:ascii="Times New Roman" w:eastAsia="宋体" w:hAnsi="Times New Roman" w:cs="宋体"/>
+          <w:color w:val="000000"/>
+          <w:kern w:val="0"/>
+          <w:sz w:val="24"/>
+          <w:szCs w:val="24"/>
+          <w:vertAlign w:val="subscript"/>
+        </w:rPr>
+        <w:t>1</w:t>
+      </w:r>
+      <w:r>
+        <w:rPr>
+          <w:rFonts w:ascii="Times New Roman" w:eastAsia="宋体" w:hAnsi="Times New Roman" w:cs="宋体"/>
+          <w:color w:val="000000"/>
+          <w:kern w:val="0"/>
+          <w:sz w:val="24"/>
+          <w:szCs w:val="24"/>
+        </w:rPr>
+        <w:t>, x</w:t>
+      </w:r>
+      <w:r>
+        <w:rPr>
+          <w:rFonts w:ascii="Times New Roman" w:eastAsia="宋体" w:hAnsi="Times New Roman" w:cs="宋体"/>
+          <w:color w:val="000000"/>
+          <w:kern w:val="0"/>
+          <w:sz w:val="24"/>
+          <w:szCs w:val="24"/>
+          <w:vertAlign w:val="subscript"/>
+        </w:rPr>
+        <w:t>2</w:t>
       </w:r>
       <w:r>
         <w:rPr>
@@ -1655,9 +1765,8 @@
           <w:sz w:val="24"/>
           <w:szCs w:val="24"/>
         </w:rPr>
-        <w:t>[</w:t>
-      </w:r>
-      <w:proofErr w:type="spellStart"/>
+        <w:t>[x,</w:t>
+      </w:r>
       <w:r>
         <w:rPr>
           <w:rFonts w:ascii="Times New Roman" w:eastAsia="宋体" w:hAnsi="Times New Roman" w:cs="宋体"/>
@@ -1666,9 +1775,8 @@
           <w:sz w:val="24"/>
           <w:szCs w:val="24"/>
         </w:rPr>
-        <w:t>x,y,z</w:t>
-      </w:r>
-      <w:proofErr w:type="spellEnd"/>
+        <w:t xml:space="preserve"> </w:t>
+      </w:r>
       <w:r>
         <w:rPr>
           <w:rFonts w:ascii="Times New Roman" w:eastAsia="宋体" w:hAnsi="Times New Roman" w:cs="宋体"/>
@@ -1677,7 +1785,27 @@
           <w:sz w:val="24"/>
           <w:szCs w:val="24"/>
         </w:rPr>
-        <w:t>]</w:t>
+        <w:t>y,</w:t>
+      </w:r>
+      <w:r>
+        <w:rPr>
+          <w:rFonts w:ascii="Times New Roman" w:eastAsia="宋体" w:hAnsi="Times New Roman" w:cs="宋体"/>
+          <w:color w:val="000000"/>
+          <w:kern w:val="0"/>
+          <w:sz w:val="24"/>
+          <w:szCs w:val="24"/>
+        </w:rPr>
+        <w:t xml:space="preserve"> </w:t>
+      </w:r>
+      <w:r>
+        <w:rPr>
+          <w:rFonts w:ascii="Times New Roman" w:eastAsia="宋体" w:hAnsi="Times New Roman" w:cs="宋体"/>
+          <w:color w:val="000000"/>
+          <w:kern w:val="0"/>
+          <w:sz w:val="24"/>
+          <w:szCs w:val="24"/>
+        </w:rPr>
+        <w:t>z]</w:t>
       </w:r>
     </w:p>
     <w:p>
@@ -1884,7 +2012,49 @@
           <w:sz w:val="24"/>
           <w:szCs w:val="24"/>
         </w:rPr>
-        <w:t xml:space="preserve">(cx, cy, </w:t>
+        <w:t>(c</w:t>
+      </w:r>
+      <w:r>
+        <w:rPr>
+          <w:rFonts w:ascii="Times New Roman" w:eastAsia="宋体" w:hAnsi="Times New Roman" w:cs="宋体"/>
+          <w:color w:val="000000"/>
+          <w:kern w:val="0"/>
+          <w:sz w:val="24"/>
+          <w:szCs w:val="24"/>
+          <w:vertAlign w:val="subscript"/>
+        </w:rPr>
+        <w:t>x</w:t>
+      </w:r>
+      <w:r>
+        <w:rPr>
+          <w:rFonts w:ascii="Times New Roman" w:eastAsia="宋体" w:hAnsi="Times New Roman" w:cs="宋体"/>
+          <w:color w:val="000000"/>
+          <w:kern w:val="0"/>
+          <w:sz w:val="24"/>
+          <w:szCs w:val="24"/>
+        </w:rPr>
+        <w:t>, c</w:t>
+      </w:r>
+      <w:r>
+        <w:rPr>
+          <w:rFonts w:ascii="Times New Roman" w:eastAsia="宋体" w:hAnsi="Times New Roman" w:cs="宋体"/>
+          <w:color w:val="000000"/>
+          <w:kern w:val="0"/>
+          <w:sz w:val="24"/>
+          <w:szCs w:val="24"/>
+          <w:vertAlign w:val="subscript"/>
+        </w:rPr>
+        <w:t>y</w:t>
+      </w:r>
+      <w:r>
+        <w:rPr>
+          <w:rFonts w:ascii="Times New Roman" w:eastAsia="宋体" w:hAnsi="Times New Roman" w:cs="宋体"/>
+          <w:color w:val="000000"/>
+          <w:kern w:val="0"/>
+          <w:sz w:val="24"/>
+          <w:szCs w:val="24"/>
+        </w:rPr>
+        <w:t xml:space="preserve">, </w:t>
       </w:r>
       <w:proofErr w:type="spellStart"/>
       <w:r>
@@ -1895,7 +2065,18 @@
           <w:sz w:val="24"/>
           <w:szCs w:val="24"/>
         </w:rPr>
-        <w:t>cz</w:t>
+        <w:t>c</w:t>
+      </w:r>
+      <w:r>
+        <w:rPr>
+          <w:rFonts w:ascii="Times New Roman" w:eastAsia="宋体" w:hAnsi="Times New Roman" w:cs="宋体"/>
+          <w:color w:val="000000"/>
+          <w:kern w:val="0"/>
+          <w:sz w:val="24"/>
+          <w:szCs w:val="24"/>
+          <w:vertAlign w:val="subscript"/>
+        </w:rPr>
+        <w:t>z</w:t>
       </w:r>
       <w:proofErr w:type="spellEnd"/>
       <w:r>
@@ -2053,7 +2234,49 @@
           <w:sz w:val="24"/>
           <w:szCs w:val="24"/>
         </w:rPr>
-        <w:t>x1, x2, E, A, de)</w:t>
+        <w:t>x</w:t>
+      </w:r>
+      <w:r>
+        <w:rPr>
+          <w:rFonts w:ascii="Times New Roman" w:eastAsia="宋体" w:hAnsi="Times New Roman" w:cs="宋体"/>
+          <w:color w:val="000000"/>
+          <w:kern w:val="0"/>
+          <w:sz w:val="24"/>
+          <w:szCs w:val="24"/>
+          <w:vertAlign w:val="subscript"/>
+        </w:rPr>
+        <w:t>1</w:t>
+      </w:r>
+      <w:r>
+        <w:rPr>
+          <w:rFonts w:ascii="Times New Roman" w:eastAsia="宋体" w:hAnsi="Times New Roman" w:cs="宋体"/>
+          <w:color w:val="000000"/>
+          <w:kern w:val="0"/>
+          <w:sz w:val="24"/>
+          <w:szCs w:val="24"/>
+        </w:rPr>
+        <w:t>, x</w:t>
+      </w:r>
+      <w:r>
+        <w:rPr>
+          <w:rFonts w:ascii="Times New Roman" w:eastAsia="宋体" w:hAnsi="Times New Roman" w:cs="宋体"/>
+          <w:color w:val="000000"/>
+          <w:kern w:val="0"/>
+          <w:sz w:val="24"/>
+          <w:szCs w:val="24"/>
+          <w:vertAlign w:val="subscript"/>
+        </w:rPr>
+        <w:t>2</w:t>
+      </w:r>
+      <w:r>
+        <w:rPr>
+          <w:rFonts w:ascii="Times New Roman" w:eastAsia="宋体" w:hAnsi="Times New Roman" w:cs="宋体"/>
+          <w:color w:val="000000"/>
+          <w:kern w:val="0"/>
+          <w:sz w:val="24"/>
+          <w:szCs w:val="24"/>
+        </w:rPr>
+        <w:t>, E, A, de)</w:t>
       </w:r>
     </w:p>
     <w:p>
@@ -2729,7 +2952,28 @@
           <w:sz w:val="29"/>
           <w:szCs w:val="29"/>
         </w:rPr>
-        <w:t>=200×109 Pa</w:t>
+        <w:t>=200×10</w:t>
+      </w:r>
+      <w:r>
+        <w:rPr>
+          <w:rFonts w:ascii="Times New Roman" w:eastAsia="宋体" w:hAnsi="Times New Roman" w:cs="Times New Roman"/>
+          <w:color w:val="000000"/>
+          <w:kern w:val="0"/>
+          <w:sz w:val="29"/>
+          <w:szCs w:val="29"/>
+          <w:vertAlign w:val="superscript"/>
+        </w:rPr>
+        <w:t>9</w:t>
+      </w:r>
+      <w:r>
+        <w:rPr>
+          <w:rFonts w:ascii="Times New Roman" w:eastAsia="宋体" w:hAnsi="Times New Roman" w:cs="Times New Roman"/>
+          <w:color w:val="000000"/>
+          <w:kern w:val="0"/>
+          <w:sz w:val="29"/>
+          <w:szCs w:val="29"/>
+        </w:rPr>
+        <w:t> Pa</w:t>
       </w:r>
     </w:p>
     <w:p>
@@ -2757,7 +3001,39 @@
           <w:sz w:val="29"/>
           <w:szCs w:val="29"/>
         </w:rPr>
-        <w:t>A=1.0×10−4 m2</w:t>
+        <w:t>A=1.0×10</w:t>
+      </w:r>
+      <w:r>
+        <w:rPr>
+          <w:rFonts w:ascii="Times New Roman" w:eastAsia="宋体" w:hAnsi="Times New Roman" w:cs="Times New Roman"/>
+          <w:color w:val="000000"/>
+          <w:kern w:val="0"/>
+          <w:sz w:val="29"/>
+          <w:szCs w:val="29"/>
+          <w:vertAlign w:val="superscript"/>
+        </w:rPr>
+        <w:t>−4</w:t>
+      </w:r>
+      <w:r>
+        <w:rPr>
+          <w:rFonts w:ascii="Times New Roman" w:eastAsia="宋体" w:hAnsi="Times New Roman" w:cs="Times New Roman"/>
+          <w:color w:val="000000"/>
+          <w:kern w:val="0"/>
+          <w:sz w:val="29"/>
+          <w:szCs w:val="29"/>
+        </w:rPr>
+        <w:t> m</w:t>
+      </w:r>
+      <w:r>
+        <w:rPr>
+          <w:rFonts w:ascii="Times New Roman" w:eastAsia="宋体" w:hAnsi="Times New Roman" w:cs="Times New Roman"/>
+          <w:color w:val="000000"/>
+          <w:kern w:val="0"/>
+          <w:sz w:val="29"/>
+          <w:szCs w:val="29"/>
+          <w:vertAlign w:val="superscript"/>
+        </w:rPr>
+        <w:t>2</w:t>
       </w:r>
     </w:p>
     <w:p>
@@ -2848,7 +3124,18 @@
           <w:sz w:val="29"/>
           <w:szCs w:val="29"/>
         </w:rPr>
-        <w:t>0] T</w:t>
+        <w:t xml:space="preserve">0] </w:t>
+      </w:r>
+      <w:r>
+        <w:rPr>
+          <w:rFonts w:ascii="Times New Roman" w:eastAsia="宋体" w:hAnsi="Times New Roman" w:cs="Times New Roman"/>
+          <w:color w:val="000000"/>
+          <w:kern w:val="0"/>
+          <w:sz w:val="29"/>
+          <w:szCs w:val="29"/>
+          <w:vertAlign w:val="superscript"/>
+        </w:rPr>
+        <w:t>T</w:t>
       </w:r>
     </w:p>
     <w:p>
@@ -3016,7 +3303,18 @@
           <w:sz w:val="29"/>
           <w:szCs w:val="29"/>
         </w:rPr>
-        <w:t>ε=5.0×10−4</w:t>
+        <w:t>ε=5.0×10</w:t>
+      </w:r>
+      <w:r>
+        <w:rPr>
+          <w:rFonts w:ascii="Times New Roman" w:eastAsia="宋体" w:hAnsi="Times New Roman" w:cs="Times New Roman"/>
+          <w:color w:val="000000"/>
+          <w:kern w:val="0"/>
+          <w:sz w:val="29"/>
+          <w:szCs w:val="29"/>
+          <w:vertAlign w:val="superscript"/>
+        </w:rPr>
+        <w:t>−4</w:t>
       </w:r>
     </w:p>
     <w:p>
@@ -3112,7 +3410,28 @@
           <w:sz w:val="29"/>
           <w:szCs w:val="29"/>
         </w:rPr>
-        <w:t>N=1.0×104 N</w:t>
+        <w:t>N=1.0×10</w:t>
+      </w:r>
+      <w:r>
+        <w:rPr>
+          <w:rFonts w:ascii="Times New Roman" w:eastAsia="宋体" w:hAnsi="Times New Roman" w:cs="Times New Roman"/>
+          <w:color w:val="000000"/>
+          <w:kern w:val="0"/>
+          <w:sz w:val="29"/>
+          <w:szCs w:val="29"/>
+          <w:vertAlign w:val="superscript"/>
+        </w:rPr>
+        <w:t>4</w:t>
+      </w:r>
+      <w:r>
+        <w:rPr>
+          <w:rFonts w:ascii="Times New Roman" w:eastAsia="宋体" w:hAnsi="Times New Roman" w:cs="Times New Roman"/>
+          <w:color w:val="000000"/>
+          <w:kern w:val="0"/>
+          <w:sz w:val="29"/>
+          <w:szCs w:val="29"/>
+        </w:rPr>
+        <w:t> N</w:t>
       </w:r>
     </w:p>
     <w:p>
@@ -3145,6 +3464,9 @@
         <w:jc w:val="center"/>
       </w:pPr>
       <w:r>
+        <w:rPr>
+          <w:noProof/>
+        </w:rPr>
         <w:drawing>
           <wp:inline distT="0" distB="0" distL="0" distR="0" wp14:anchorId="3EA7D4C6" wp14:editId="479A814D">
             <wp:extent cx="3972479" cy="1924319"/>
@@ -3470,7 +3792,28 @@
           <w:sz w:val="29"/>
           <w:szCs w:val="29"/>
         </w:rPr>
-        <w:t>=210×109 Pa</w:t>
+        <w:t>=210×10</w:t>
+      </w:r>
+      <w:r>
+        <w:rPr>
+          <w:rFonts w:ascii="Times New Roman" w:eastAsia="宋体" w:hAnsi="Times New Roman" w:cs="Times New Roman"/>
+          <w:color w:val="000000"/>
+          <w:kern w:val="0"/>
+          <w:sz w:val="29"/>
+          <w:szCs w:val="29"/>
+          <w:vertAlign w:val="superscript"/>
+        </w:rPr>
+        <w:t>9</w:t>
+      </w:r>
+      <w:r>
+        <w:rPr>
+          <w:rFonts w:ascii="Times New Roman" w:eastAsia="宋体" w:hAnsi="Times New Roman" w:cs="Times New Roman"/>
+          <w:color w:val="000000"/>
+          <w:kern w:val="0"/>
+          <w:sz w:val="29"/>
+          <w:szCs w:val="29"/>
+        </w:rPr>
+        <w:t> Pa</w:t>
       </w:r>
     </w:p>
     <w:p>
@@ -3498,7 +3841,28 @@
           <w:sz w:val="29"/>
           <w:szCs w:val="29"/>
         </w:rPr>
-        <w:t>A=2.0×10−4 m2</w:t>
+        <w:t>A=2.0×10</w:t>
+      </w:r>
+      <w:r>
+        <w:rPr>
+          <w:rFonts w:ascii="Times New Roman" w:eastAsia="宋体" w:hAnsi="Times New Roman" w:cs="Times New Roman"/>
+          <w:color w:val="000000"/>
+          <w:kern w:val="0"/>
+          <w:sz w:val="29"/>
+          <w:szCs w:val="29"/>
+          <w:vertAlign w:val="superscript"/>
+        </w:rPr>
+        <w:t>−4</w:t>
+      </w:r>
+      <w:r>
+        <w:rPr>
+          <w:rFonts w:ascii="Times New Roman" w:eastAsia="宋体" w:hAnsi="Times New Roman" w:cs="Times New Roman"/>
+          <w:color w:val="000000"/>
+          <w:kern w:val="0"/>
+          <w:sz w:val="29"/>
+          <w:szCs w:val="29"/>
+        </w:rPr>
+        <w:t> m2</w:t>
       </w:r>
     </w:p>
     <w:p>
@@ -3588,7 +3952,18 @@
           <w:sz w:val="29"/>
           <w:szCs w:val="29"/>
         </w:rPr>
-        <w:t>3] T</w:t>
+        <w:t xml:space="preserve">3] </w:t>
+      </w:r>
+      <w:r>
+        <w:rPr>
+          <w:rFonts w:ascii="Times New Roman" w:eastAsia="宋体" w:hAnsi="Times New Roman" w:cs="Times New Roman"/>
+          <w:color w:val="000000"/>
+          <w:kern w:val="0"/>
+          <w:sz w:val="29"/>
+          <w:szCs w:val="29"/>
+          <w:vertAlign w:val="superscript"/>
+        </w:rPr>
+        <w:t>T</w:t>
       </w:r>
     </w:p>
     <w:p>
@@ -3757,7 +4132,18 @@
           <w:sz w:val="29"/>
           <w:szCs w:val="29"/>
         </w:rPr>
-        <w:t>ε=1.0×10−3</w:t>
+        <w:t>ε=1.0×10</w:t>
+      </w:r>
+      <w:r>
+        <w:rPr>
+          <w:rFonts w:ascii="Times New Roman" w:eastAsia="宋体" w:hAnsi="Times New Roman" w:cs="Times New Roman"/>
+          <w:color w:val="000000"/>
+          <w:kern w:val="0"/>
+          <w:sz w:val="29"/>
+          <w:szCs w:val="29"/>
+          <w:vertAlign w:val="superscript"/>
+        </w:rPr>
+        <w:t>−3</w:t>
       </w:r>
     </w:p>
     <w:p>
@@ -3853,7 +4239,28 @@
           <w:sz w:val="29"/>
           <w:szCs w:val="29"/>
         </w:rPr>
-        <w:t>N=4.2×104 N</w:t>
+        <w:t>N=4.2×10</w:t>
+      </w:r>
+      <w:r>
+        <w:rPr>
+          <w:rFonts w:ascii="Times New Roman" w:eastAsia="宋体" w:hAnsi="Times New Roman" w:cs="Times New Roman"/>
+          <w:color w:val="000000"/>
+          <w:kern w:val="0"/>
+          <w:sz w:val="29"/>
+          <w:szCs w:val="29"/>
+          <w:vertAlign w:val="superscript"/>
+        </w:rPr>
+        <w:t>4</w:t>
+      </w:r>
+      <w:r>
+        <w:rPr>
+          <w:rFonts w:ascii="Times New Roman" w:eastAsia="宋体" w:hAnsi="Times New Roman" w:cs="Times New Roman"/>
+          <w:color w:val="000000"/>
+          <w:kern w:val="0"/>
+          <w:sz w:val="29"/>
+          <w:szCs w:val="29"/>
+        </w:rPr>
+        <w:t> N</w:t>
       </w:r>
     </w:p>
     <w:p>
@@ -4293,10 +4700,10 @@
           <w:position w:val="-6"/>
         </w:rPr>
         <w:object w:dxaOrig="1080" w:dyaOrig="320" w14:anchorId="27C535F5">
-          <v:shape id="_x0000_i1079" type="#_x0000_t75" style="width:54pt;height:16.2pt" o:ole="">
+          <v:shape id="_x0000_i1035" type="#_x0000_t75" style="width:54pt;height:16.2pt" o:ole="">
             <v:imagedata r:id="rId27" o:title=""/>
           </v:shape>
-          <o:OLEObject Type="Embed" ProgID="Equation.DSMT4" ShapeID="_x0000_i1079" DrawAspect="Content" ObjectID="_1842511820" r:id="rId28"/>
+          <o:OLEObject Type="Embed" ProgID="Equation.DSMT4" ShapeID="_x0000_i1035" DrawAspect="Content" ObjectID="_1843112777" r:id="rId28"/>
         </w:object>
       </w:r>
       <w:r>

--- a/luxiaobao-4/4报告.docx
+++ b/luxiaobao-4/4报告.docx
@@ -4,6 +4,573 @@
   <w:body>
     <w:p>
       <w:pPr>
+        <w:ind w:firstLine="560"/>
+        <w:jc w:val="center"/>
+        <w:rPr>
+          <w:rFonts w:ascii="等线" w:eastAsia="等线" w:hAnsi="等线" w:cs="Times New Roman"/>
+          <w:szCs w:val="24"/>
+        </w:rPr>
+      </w:pPr>
+      <w:r>
+        <w:rPr>
+          <w:rFonts w:ascii="等线" w:eastAsia="等线" w:hAnsi="等线" w:cs="Times New Roman"/>
+          <w:noProof/>
+          <w:szCs w:val="24"/>
+        </w:rPr>
+        <w:drawing>
+          <wp:inline distT="0" distB="0" distL="114300" distR="114300" wp14:anchorId="39A0182F" wp14:editId="4DCC8BAE">
+            <wp:extent cx="671830" cy="702310"/>
+            <wp:effectExtent l="0" t="0" r="13970" b="13970"/>
+            <wp:docPr id="16" name="图片 15" descr="kust"/>
+            <wp:cNvGraphicFramePr>
+              <a:graphicFrameLocks xmlns:a="http://schemas.openxmlformats.org/drawingml/2006/main" noChangeAspect="1"/>
+            </wp:cNvGraphicFramePr>
+            <a:graphic xmlns:a="http://schemas.openxmlformats.org/drawingml/2006/main">
+              <a:graphicData uri="http://schemas.openxmlformats.org/drawingml/2006/picture">
+                <pic:pic xmlns:pic="http://schemas.openxmlformats.org/drawingml/2006/picture">
+                  <pic:nvPicPr>
+                    <pic:cNvPr id="16" name="图片 15" descr="kust"/>
+                    <pic:cNvPicPr>
+                      <a:picLocks noChangeAspect="1"/>
+                    </pic:cNvPicPr>
+                  </pic:nvPicPr>
+                  <pic:blipFill>
+                    <a:blip r:embed="rId7"/>
+                    <a:srcRect l="4067" t="17230" r="75293" b="7770"/>
+                    <a:stretch>
+                      <a:fillRect/>
+                    </a:stretch>
+                  </pic:blipFill>
+                  <pic:spPr>
+                    <a:xfrm>
+                      <a:off x="0" y="0"/>
+                      <a:ext cx="671830" cy="702310"/>
+                    </a:xfrm>
+                    <a:prstGeom prst="ellipse">
+                      <a:avLst/>
+                    </a:prstGeom>
+                  </pic:spPr>
+                </pic:pic>
+              </a:graphicData>
+            </a:graphic>
+          </wp:inline>
+        </w:drawing>
+      </w:r>
+    </w:p>
+    <w:p>
+      <w:pPr>
+        <w:rPr>
+          <w:rFonts w:ascii="宋体" w:eastAsia="宋体" w:hAnsi="宋体" w:cs="等线 Light"/>
+          <w:b/>
+          <w:bCs/>
+          <w:sz w:val="96"/>
+          <w:szCs w:val="160"/>
+        </w:rPr>
+      </w:pPr>
+      <w:r>
+        <w:rPr>
+          <w:rFonts w:ascii="宋体" w:eastAsia="宋体" w:hAnsi="宋体" w:cs="等线 Light" w:hint="eastAsia"/>
+          <w:b/>
+          <w:bCs/>
+          <w:sz w:val="96"/>
+          <w:szCs w:val="160"/>
+        </w:rPr>
+        <w:t>昆 明 理 工 大 学</w:t>
+      </w:r>
+    </w:p>
+    <w:p>
+      <w:pPr>
+        <w:ind w:firstLine="755"/>
+        <w:jc w:val="center"/>
+        <w:rPr>
+          <w:rFonts w:ascii="Times New Roman" w:eastAsia="等线 Light" w:hAnsi="Times New Roman" w:cs="Times New Roman"/>
+          <w:b/>
+          <w:bCs/>
+          <w:sz w:val="36"/>
+          <w:szCs w:val="36"/>
+        </w:rPr>
+      </w:pPr>
+      <w:r>
+        <w:rPr>
+          <w:rFonts w:ascii="Times New Roman" w:eastAsia="等线 Light" w:hAnsi="Times New Roman" w:cs="Times New Roman"/>
+          <w:b/>
+          <w:bCs/>
+          <w:sz w:val="36"/>
+          <w:szCs w:val="36"/>
+        </w:rPr>
+        <w:t>Kunming University of Science and Technology</w:t>
+      </w:r>
+    </w:p>
+    <w:p>
+      <w:pPr>
+        <w:ind w:firstLine="755"/>
+        <w:jc w:val="center"/>
+        <w:rPr>
+          <w:rFonts w:ascii="等线 Light" w:eastAsia="等线 Light" w:hAnsi="等线 Light" w:cs="等线 Light"/>
+          <w:b/>
+          <w:bCs/>
+          <w:sz w:val="36"/>
+          <w:szCs w:val="36"/>
+        </w:rPr>
+      </w:pPr>
+    </w:p>
+    <w:p>
+      <w:pPr>
+        <w:ind w:firstLine="755"/>
+        <w:jc w:val="center"/>
+        <w:rPr>
+          <w:rFonts w:ascii="等线 Light" w:eastAsia="等线 Light" w:hAnsi="等线 Light" w:cs="等线 Light"/>
+          <w:b/>
+          <w:bCs/>
+          <w:sz w:val="36"/>
+          <w:szCs w:val="36"/>
+        </w:rPr>
+      </w:pPr>
+    </w:p>
+    <w:p>
+      <w:pPr>
+        <w:ind w:firstLine="755"/>
+        <w:jc w:val="center"/>
+        <w:rPr>
+          <w:rFonts w:ascii="等线 Light" w:eastAsia="等线 Light" w:hAnsi="等线 Light" w:cs="等线 Light"/>
+          <w:b/>
+          <w:bCs/>
+          <w:sz w:val="36"/>
+          <w:szCs w:val="36"/>
+        </w:rPr>
+      </w:pPr>
+    </w:p>
+    <w:p>
+      <w:pPr>
+        <w:jc w:val="center"/>
+        <w:rPr>
+          <w:rFonts w:ascii="宋体" w:eastAsia="宋体" w:hAnsi="宋体" w:cs="等线 Light"/>
+          <w:b/>
+          <w:bCs/>
+          <w:sz w:val="56"/>
+          <w:szCs w:val="56"/>
+        </w:rPr>
+      </w:pPr>
+      <w:r>
+        <w:rPr>
+          <w:rFonts w:ascii="宋体" w:eastAsia="宋体" w:hAnsi="宋体" w:cs="等线 Light" w:hint="eastAsia"/>
+          <w:b/>
+          <w:bCs/>
+          <w:sz w:val="56"/>
+          <w:szCs w:val="56"/>
+        </w:rPr>
+        <w:t>三维杆单元程序设计作业报告</w:t>
+      </w:r>
+    </w:p>
+    <w:p>
+      <w:pPr>
+        <w:ind w:firstLineChars="100" w:firstLine="321"/>
+        <w:rPr>
+          <w:rFonts w:ascii="宋体" w:eastAsia="宋体" w:hAnsi="宋体" w:cs="宋体"/>
+          <w:b/>
+          <w:bCs/>
+          <w:sz w:val="32"/>
+          <w:szCs w:val="32"/>
+        </w:rPr>
+      </w:pPr>
+    </w:p>
+    <w:p>
+      <w:pPr>
+        <w:ind w:firstLineChars="100" w:firstLine="281"/>
+        <w:rPr>
+          <w:rFonts w:ascii="宋体" w:eastAsia="宋体" w:hAnsi="宋体" w:cs="宋体"/>
+          <w:b/>
+          <w:bCs/>
+          <w:sz w:val="32"/>
+          <w:szCs w:val="32"/>
+        </w:rPr>
+      </w:pPr>
+      <w:r>
+        <w:rPr>
+          <w:rFonts w:ascii="宋体" w:eastAsia="宋体" w:hAnsi="宋体" w:cs="宋体" w:hint="eastAsia"/>
+          <w:b/>
+          <w:bCs/>
+          <w:sz w:val="28"/>
+          <w:szCs w:val="28"/>
+        </w:rPr>
+        <w:t xml:space="preserve">     </w:t>
+      </w:r>
+    </w:p>
+    <w:p>
+      <w:pPr>
+        <w:tabs>
+          <w:tab w:val="left" w:pos="292"/>
+        </w:tabs>
+        <w:ind w:firstLineChars="100" w:firstLine="321"/>
+        <w:rPr>
+          <w:rFonts w:ascii="宋体" w:eastAsia="宋体" w:hAnsi="宋体" w:cs="宋体"/>
+          <w:b/>
+          <w:bCs/>
+          <w:sz w:val="32"/>
+          <w:szCs w:val="32"/>
+        </w:rPr>
+      </w:pPr>
+    </w:p>
+    <w:p>
+      <w:pPr>
+        <w:tabs>
+          <w:tab w:val="left" w:pos="292"/>
+        </w:tabs>
+        <w:ind w:firstLineChars="100" w:firstLine="321"/>
+        <w:rPr>
+          <w:rFonts w:ascii="宋体" w:eastAsia="宋体" w:hAnsi="宋体" w:cs="宋体"/>
+          <w:b/>
+          <w:bCs/>
+          <w:sz w:val="32"/>
+          <w:szCs w:val="32"/>
+        </w:rPr>
+      </w:pPr>
+    </w:p>
+    <w:p>
+      <w:pPr>
+        <w:tabs>
+          <w:tab w:val="left" w:pos="292"/>
+        </w:tabs>
+        <w:ind w:firstLineChars="100" w:firstLine="361"/>
+        <w:rPr>
+          <w:rFonts w:ascii="宋体" w:eastAsia="宋体" w:hAnsi="宋体" w:cs="宋体"/>
+          <w:b/>
+          <w:bCs/>
+          <w:sz w:val="36"/>
+          <w:szCs w:val="36"/>
+          <w:u w:val="single"/>
+        </w:rPr>
+      </w:pPr>
+      <w:r>
+        <w:rPr>
+          <w:rFonts w:ascii="宋体" w:eastAsia="宋体" w:hAnsi="宋体" w:cs="宋体" w:hint="eastAsia"/>
+          <w:b/>
+          <w:bCs/>
+          <w:sz w:val="36"/>
+          <w:szCs w:val="36"/>
+        </w:rPr>
+        <w:t>姓    名：</w:t>
+      </w:r>
+      <w:r>
+        <w:rPr>
+          <w:rFonts w:ascii="宋体" w:eastAsia="宋体" w:hAnsi="宋体" w:cs="宋体" w:hint="eastAsia"/>
+          <w:b/>
+          <w:bCs/>
+          <w:sz w:val="36"/>
+          <w:szCs w:val="36"/>
+          <w:u w:val="single"/>
+        </w:rPr>
+        <w:t xml:space="preserve">         陆晓宝               </w:t>
+      </w:r>
+    </w:p>
+    <w:p>
+      <w:pPr>
+        <w:ind w:firstLineChars="100" w:firstLine="361"/>
+        <w:rPr>
+          <w:rFonts w:ascii="宋体" w:eastAsia="宋体" w:hAnsi="宋体" w:cs="宋体"/>
+          <w:b/>
+          <w:bCs/>
+          <w:sz w:val="36"/>
+          <w:szCs w:val="36"/>
+        </w:rPr>
+      </w:pPr>
+      <w:r>
+        <w:rPr>
+          <w:rFonts w:ascii="宋体" w:eastAsia="宋体" w:hAnsi="宋体" w:cs="宋体" w:hint="eastAsia"/>
+          <w:b/>
+          <w:bCs/>
+          <w:sz w:val="36"/>
+          <w:szCs w:val="36"/>
+        </w:rPr>
+        <w:t>学    号：</w:t>
+      </w:r>
+      <w:r>
+        <w:rPr>
+          <w:rFonts w:ascii="宋体" w:eastAsia="宋体" w:hAnsi="宋体" w:cs="宋体" w:hint="eastAsia"/>
+          <w:b/>
+          <w:bCs/>
+          <w:sz w:val="36"/>
+          <w:szCs w:val="36"/>
+          <w:u w:val="single"/>
+        </w:rPr>
+        <w:t xml:space="preserve">       202</w:t>
+      </w:r>
+      <w:r>
+        <w:rPr>
+          <w:rFonts w:ascii="宋体" w:eastAsia="宋体" w:hAnsi="宋体" w:cs="宋体"/>
+          <w:b/>
+          <w:bCs/>
+          <w:sz w:val="36"/>
+          <w:szCs w:val="36"/>
+          <w:u w:val="single"/>
+        </w:rPr>
+        <w:t>5211000</w:t>
+      </w:r>
+      <w:r>
+        <w:rPr>
+          <w:rFonts w:ascii="宋体" w:eastAsia="宋体" w:hAnsi="宋体" w:cs="宋体" w:hint="eastAsia"/>
+          <w:b/>
+          <w:bCs/>
+          <w:sz w:val="36"/>
+          <w:szCs w:val="36"/>
+          <w:u w:val="single"/>
+        </w:rPr>
+        <w:t>9</w:t>
+      </w:r>
+      <w:r>
+        <w:rPr>
+          <w:rFonts w:ascii="宋体" w:eastAsia="宋体" w:hAnsi="宋体" w:cs="宋体"/>
+          <w:b/>
+          <w:bCs/>
+          <w:sz w:val="36"/>
+          <w:szCs w:val="36"/>
+          <w:u w:val="single"/>
+        </w:rPr>
+        <w:t xml:space="preserve"> </w:t>
+      </w:r>
+      <w:r>
+        <w:rPr>
+          <w:rFonts w:ascii="宋体" w:eastAsia="宋体" w:hAnsi="宋体" w:cs="宋体" w:hint="eastAsia"/>
+          <w:b/>
+          <w:bCs/>
+          <w:sz w:val="36"/>
+          <w:szCs w:val="36"/>
+          <w:u w:val="single"/>
+        </w:rPr>
+        <w:t xml:space="preserve">           </w:t>
+      </w:r>
+      <w:r>
+        <w:rPr>
+          <w:rFonts w:ascii="宋体" w:eastAsia="宋体" w:hAnsi="宋体" w:cs="宋体" w:hint="eastAsia"/>
+          <w:b/>
+          <w:bCs/>
+          <w:sz w:val="36"/>
+          <w:szCs w:val="36"/>
+        </w:rPr>
+        <w:t xml:space="preserve">  </w:t>
+      </w:r>
+    </w:p>
+    <w:p>
+      <w:pPr>
+        <w:ind w:firstLineChars="100" w:firstLine="361"/>
+        <w:rPr>
+          <w:rFonts w:ascii="宋体" w:eastAsia="宋体" w:hAnsi="宋体" w:cs="宋体"/>
+          <w:b/>
+          <w:bCs/>
+          <w:sz w:val="36"/>
+          <w:szCs w:val="36"/>
+        </w:rPr>
+      </w:pPr>
+      <w:r>
+        <w:rPr>
+          <w:rFonts w:ascii="宋体" w:eastAsia="宋体" w:hAnsi="宋体" w:cs="宋体" w:hint="eastAsia"/>
+          <w:b/>
+          <w:bCs/>
+          <w:sz w:val="36"/>
+          <w:szCs w:val="36"/>
+        </w:rPr>
+        <w:t>专    业：</w:t>
+      </w:r>
+      <w:r>
+        <w:rPr>
+          <w:rFonts w:ascii="宋体" w:eastAsia="宋体" w:hAnsi="宋体" w:cs="宋体" w:hint="eastAsia"/>
+          <w:b/>
+          <w:bCs/>
+          <w:sz w:val="36"/>
+          <w:szCs w:val="36"/>
+          <w:u w:val="single"/>
+        </w:rPr>
+        <w:t xml:space="preserve">        工程力学</w:t>
+      </w:r>
+      <w:r>
+        <w:rPr>
+          <w:rFonts w:ascii="宋体" w:eastAsia="宋体" w:hAnsi="宋体" w:cs="宋体"/>
+          <w:b/>
+          <w:bCs/>
+          <w:sz w:val="36"/>
+          <w:szCs w:val="36"/>
+          <w:u w:val="single"/>
+        </w:rPr>
+        <w:t xml:space="preserve"> </w:t>
+      </w:r>
+      <w:r>
+        <w:rPr>
+          <w:rFonts w:ascii="宋体" w:eastAsia="宋体" w:hAnsi="宋体" w:cs="宋体" w:hint="eastAsia"/>
+          <w:b/>
+          <w:bCs/>
+          <w:sz w:val="36"/>
+          <w:szCs w:val="36"/>
+          <w:u w:val="single"/>
+        </w:rPr>
+        <w:t xml:space="preserve">             </w:t>
+      </w:r>
+      <w:r>
+        <w:rPr>
+          <w:rFonts w:ascii="宋体" w:eastAsia="宋体" w:hAnsi="宋体" w:cs="宋体" w:hint="eastAsia"/>
+          <w:b/>
+          <w:bCs/>
+          <w:sz w:val="36"/>
+          <w:szCs w:val="36"/>
+        </w:rPr>
+        <w:t xml:space="preserve"> </w:t>
+      </w:r>
+    </w:p>
+    <w:p>
+      <w:pPr>
+        <w:ind w:firstLineChars="100" w:firstLine="361"/>
+        <w:rPr>
+          <w:rFonts w:ascii="宋体" w:eastAsia="宋体" w:hAnsi="宋体" w:cs="宋体"/>
+          <w:b/>
+          <w:bCs/>
+          <w:sz w:val="36"/>
+          <w:szCs w:val="36"/>
+          <w:u w:val="single"/>
+        </w:rPr>
+      </w:pPr>
+      <w:r>
+        <w:rPr>
+          <w:rFonts w:ascii="宋体" w:eastAsia="宋体" w:hAnsi="宋体" w:cs="宋体" w:hint="eastAsia"/>
+          <w:b/>
+          <w:bCs/>
+          <w:sz w:val="36"/>
+          <w:szCs w:val="36"/>
+        </w:rPr>
+        <w:t>班    级：</w:t>
+      </w:r>
+      <w:r>
+        <w:rPr>
+          <w:rFonts w:ascii="宋体" w:eastAsia="宋体" w:hAnsi="宋体" w:cs="宋体" w:hint="eastAsia"/>
+          <w:b/>
+          <w:bCs/>
+          <w:sz w:val="36"/>
+          <w:szCs w:val="36"/>
+          <w:u w:val="single"/>
+        </w:rPr>
+        <w:t xml:space="preserve">        力学3班              </w:t>
+      </w:r>
+    </w:p>
+    <w:p>
+      <w:pPr>
+        <w:ind w:firstLineChars="100" w:firstLine="361"/>
+        <w:rPr>
+          <w:rFonts w:ascii="宋体" w:eastAsia="宋体" w:hAnsi="宋体" w:cs="宋体" w:hint="eastAsia"/>
+          <w:b/>
+          <w:bCs/>
+          <w:sz w:val="36"/>
+          <w:szCs w:val="36"/>
+        </w:rPr>
+      </w:pPr>
+      <w:r>
+        <w:rPr>
+          <w:rFonts w:ascii="宋体" w:eastAsia="宋体" w:hAnsi="宋体" w:cs="宋体" w:hint="eastAsia"/>
+          <w:b/>
+          <w:bCs/>
+          <w:sz w:val="36"/>
+          <w:szCs w:val="36"/>
+        </w:rPr>
+        <w:t>指导老师</w:t>
+      </w:r>
+      <w:r>
+        <w:rPr>
+          <w:rFonts w:ascii="宋体" w:eastAsia="宋体" w:hAnsi="宋体" w:cs="宋体" w:hint="eastAsia"/>
+          <w:b/>
+          <w:bCs/>
+          <w:sz w:val="36"/>
+          <w:szCs w:val="36"/>
+        </w:rPr>
+        <w:t>：</w:t>
+      </w:r>
+      <w:r>
+        <w:rPr>
+          <w:rFonts w:ascii="宋体" w:eastAsia="宋体" w:hAnsi="宋体" w:cs="宋体" w:hint="eastAsia"/>
+          <w:b/>
+          <w:bCs/>
+          <w:sz w:val="36"/>
+          <w:szCs w:val="36"/>
+          <w:u w:val="single"/>
+        </w:rPr>
+        <w:t xml:space="preserve">        </w:t>
+      </w:r>
+      <w:r>
+        <w:rPr>
+          <w:rFonts w:ascii="宋体" w:eastAsia="宋体" w:hAnsi="宋体" w:cs="宋体" w:hint="eastAsia"/>
+          <w:b/>
+          <w:bCs/>
+          <w:sz w:val="36"/>
+          <w:szCs w:val="36"/>
+          <w:u w:val="single"/>
+        </w:rPr>
+        <w:t xml:space="preserve"> </w:t>
+      </w:r>
+      <w:r>
+        <w:rPr>
+          <w:rFonts w:ascii="宋体" w:eastAsia="宋体" w:hAnsi="宋体" w:cs="宋体"/>
+          <w:b/>
+          <w:bCs/>
+          <w:sz w:val="36"/>
+          <w:szCs w:val="36"/>
+          <w:u w:val="single"/>
+        </w:rPr>
+        <w:t xml:space="preserve"> </w:t>
+      </w:r>
+      <w:r>
+        <w:rPr>
+          <w:rFonts w:ascii="宋体" w:eastAsia="宋体" w:hAnsi="宋体" w:cs="宋体" w:hint="eastAsia"/>
+          <w:b/>
+          <w:bCs/>
+          <w:sz w:val="36"/>
+          <w:szCs w:val="36"/>
+          <w:u w:val="single"/>
+        </w:rPr>
+        <w:t xml:space="preserve">肖姚 </w:t>
+      </w:r>
+      <w:r>
+        <w:rPr>
+          <w:rFonts w:ascii="宋体" w:eastAsia="宋体" w:hAnsi="宋体" w:cs="宋体"/>
+          <w:b/>
+          <w:bCs/>
+          <w:sz w:val="36"/>
+          <w:szCs w:val="36"/>
+          <w:u w:val="single"/>
+        </w:rPr>
+        <w:t xml:space="preserve"> </w:t>
+      </w:r>
+      <w:r>
+        <w:rPr>
+          <w:rFonts w:ascii="宋体" w:eastAsia="宋体" w:hAnsi="宋体" w:cs="宋体" w:hint="eastAsia"/>
+          <w:b/>
+          <w:bCs/>
+          <w:sz w:val="36"/>
+          <w:szCs w:val="36"/>
+          <w:u w:val="single"/>
+        </w:rPr>
+        <w:t xml:space="preserve"> </w:t>
+      </w:r>
+      <w:r>
+        <w:rPr>
+          <w:rFonts w:ascii="宋体" w:eastAsia="宋体" w:hAnsi="宋体" w:cs="宋体"/>
+          <w:b/>
+          <w:bCs/>
+          <w:sz w:val="36"/>
+          <w:szCs w:val="36"/>
+          <w:u w:val="single"/>
+        </w:rPr>
+        <w:t xml:space="preserve"> </w:t>
+      </w:r>
+      <w:r>
+        <w:rPr>
+          <w:rFonts w:ascii="宋体" w:eastAsia="宋体" w:hAnsi="宋体" w:cs="宋体" w:hint="eastAsia"/>
+          <w:b/>
+          <w:bCs/>
+          <w:sz w:val="36"/>
+          <w:szCs w:val="36"/>
+          <w:u w:val="single"/>
+        </w:rPr>
+        <w:t xml:space="preserve">            </w:t>
+      </w:r>
+    </w:p>
+    <w:p>
+      <w:pPr>
         <w:widowControl/>
         <w:spacing w:beforeLines="100" w:before="312" w:afterLines="100" w:after="312"/>
         <w:jc w:val="left"/>
@@ -16,14 +583,45 @@
           <w:szCs w:val="36"/>
         </w:rPr>
       </w:pPr>
-      <w:r>
-        <w:rPr>
-          <w:rFonts w:ascii="黑体" w:eastAsia="黑体" w:hAnsi="黑体" w:cs="Arial"/>
+    </w:p>
+    <w:p>
+      <w:pPr>
+        <w:widowControl/>
+        <w:spacing w:beforeLines="100" w:before="312" w:afterLines="100" w:after="312"/>
+        <w:jc w:val="left"/>
+        <w:outlineLvl w:val="1"/>
+        <w:rPr>
+          <w:rFonts w:ascii="黑体" w:eastAsia="黑体" w:hAnsi="黑体" w:cs="Arial" w:hint="eastAsia"/>
           <w:color w:val="000000"/>
           <w:kern w:val="0"/>
           <w:sz w:val="36"/>
           <w:szCs w:val="36"/>
         </w:rPr>
+      </w:pPr>
+    </w:p>
+    <w:p>
+      <w:pPr>
+        <w:widowControl/>
+        <w:spacing w:beforeLines="100" w:before="312" w:afterLines="100" w:after="312"/>
+        <w:jc w:val="left"/>
+        <w:outlineLvl w:val="1"/>
+        <w:rPr>
+          <w:rFonts w:ascii="黑体" w:eastAsia="黑体" w:hAnsi="黑体" w:cs="Arial"/>
+          <w:color w:val="000000"/>
+          <w:kern w:val="0"/>
+          <w:sz w:val="36"/>
+          <w:szCs w:val="36"/>
+        </w:rPr>
+      </w:pPr>
+      <w:r>
+        <w:rPr>
+          <w:rFonts w:ascii="黑体" w:eastAsia="黑体" w:hAnsi="黑体" w:cs="Arial"/>
+          <w:color w:val="000000"/>
+          <w:kern w:val="0"/>
+          <w:sz w:val="36"/>
+          <w:szCs w:val="36"/>
+        </w:rPr>
+        <w:lastRenderedPageBreak/>
         <w:t>一、作业目的</w:t>
       </w:r>
     </w:p>
@@ -634,9 +1232,9 @@
             <o:lock v:ext="edit" aspectratio="t"/>
           </v:shapetype>
           <v:shape id="_x0000_i1025" type="#_x0000_t75" style="width:168pt;height:18pt" o:ole="">
-            <v:imagedata r:id="rId5" o:title=""/>
+            <v:imagedata r:id="rId8" o:title=""/>
           </v:shape>
-          <o:OLEObject Type="Embed" ProgID="Equation.DSMT4" ShapeID="_x0000_i1025" DrawAspect="Content" ObjectID="_1843112767" r:id="rId6"/>
+          <o:OLEObject Type="Embed" ProgID="Equation.DSMT4" ShapeID="_x0000_i1025" DrawAspect="Content" ObjectID="_1843114384" r:id="rId9"/>
         </w:object>
       </w:r>
       <w:r>
@@ -680,9 +1278,9 @@
         </w:rPr>
         <w:object w:dxaOrig="2180" w:dyaOrig="440" w14:anchorId="02216792">
           <v:shape id="_x0000_i1026" type="#_x0000_t75" style="width:109.2pt;height:22.2pt" o:ole="">
-            <v:imagedata r:id="rId7" o:title=""/>
+            <v:imagedata r:id="rId10" o:title=""/>
           </v:shape>
-          <o:OLEObject Type="Embed" ProgID="Equation.DSMT4" ShapeID="_x0000_i1026" DrawAspect="Content" ObjectID="_1843112768" r:id="rId8"/>
+          <o:OLEObject Type="Embed" ProgID="Equation.DSMT4" ShapeID="_x0000_i1026" DrawAspect="Content" ObjectID="_1843114385" r:id="rId11"/>
         </w:object>
       </w:r>
       <w:r>
@@ -726,9 +1324,9 @@
         </w:rPr>
         <w:object w:dxaOrig="2520" w:dyaOrig="620" w14:anchorId="78417B90">
           <v:shape id="_x0000_i1027" type="#_x0000_t75" style="width:126pt;height:31.2pt" o:ole="">
-            <v:imagedata r:id="rId9" o:title=""/>
+            <v:imagedata r:id="rId12" o:title=""/>
           </v:shape>
-          <o:OLEObject Type="Embed" ProgID="Equation.DSMT4" ShapeID="_x0000_i1027" DrawAspect="Content" ObjectID="_1843112769" r:id="rId10"/>
+          <o:OLEObject Type="Embed" ProgID="Equation.DSMT4" ShapeID="_x0000_i1027" DrawAspect="Content" ObjectID="_1843114386" r:id="rId13"/>
         </w:object>
       </w:r>
       <w:r>
@@ -807,9 +1405,9 @@
         </w:rPr>
         <w:object w:dxaOrig="2380" w:dyaOrig="400" w14:anchorId="574B37EF">
           <v:shape id="_x0000_i1028" type="#_x0000_t75" style="width:118.8pt;height:19.8pt" o:ole="">
-            <v:imagedata r:id="rId11" o:title=""/>
+            <v:imagedata r:id="rId14" o:title=""/>
           </v:shape>
-          <o:OLEObject Type="Embed" ProgID="Equation.DSMT4" ShapeID="_x0000_i1028" DrawAspect="Content" ObjectID="_1843112770" r:id="rId12"/>
+          <o:OLEObject Type="Embed" ProgID="Equation.DSMT4" ShapeID="_x0000_i1028" DrawAspect="Content" ObjectID="_1843114387" r:id="rId15"/>
         </w:object>
       </w:r>
       <w:r>
@@ -837,15 +1435,15 @@
           <w:sz w:val="24"/>
           <w:szCs w:val="24"/>
         </w:rPr>
+        <w:t>轴向伸长量：</w:t>
+      </w:r>
+    </w:p>
+    <w:p>
+      <w:pPr>
+        <w:pStyle w:val="MTDisplayEquation"/>
+      </w:pPr>
+      <w:r>
         <w:lastRenderedPageBreak/>
-        <w:t>轴向伸长量：</w:t>
-      </w:r>
-    </w:p>
-    <w:p>
-      <w:pPr>
-        <w:pStyle w:val="MTDisplayEquation"/>
-      </w:pPr>
-      <w:r>
         <w:tab/>
       </w:r>
       <w:r>
@@ -854,9 +1452,9 @@
         </w:rPr>
         <w:object w:dxaOrig="3620" w:dyaOrig="380" w14:anchorId="6A15B79D">
           <v:shape id="_x0000_i1029" type="#_x0000_t75" style="width:181.2pt;height:19.2pt" o:ole="">
-            <v:imagedata r:id="rId13" o:title=""/>
+            <v:imagedata r:id="rId16" o:title=""/>
           </v:shape>
-          <o:OLEObject Type="Embed" ProgID="Equation.DSMT4" ShapeID="_x0000_i1029" DrawAspect="Content" ObjectID="_1843112771" r:id="rId14"/>
+          <o:OLEObject Type="Embed" ProgID="Equation.DSMT4" ShapeID="_x0000_i1029" DrawAspect="Content" ObjectID="_1843114388" r:id="rId17"/>
         </w:object>
       </w:r>
       <w:r>
@@ -955,9 +1553,9 @@
         </w:rPr>
         <w:object w:dxaOrig="660" w:dyaOrig="620" w14:anchorId="03FB226A">
           <v:shape id="_x0000_i1030" type="#_x0000_t75" style="width:33pt;height:31.2pt" o:ole="">
-            <v:imagedata r:id="rId15" o:title=""/>
+            <v:imagedata r:id="rId18" o:title=""/>
           </v:shape>
-          <o:OLEObject Type="Embed" ProgID="Equation.DSMT4" ShapeID="_x0000_i1030" DrawAspect="Content" ObjectID="_1843112772" r:id="rId16"/>
+          <o:OLEObject Type="Embed" ProgID="Equation.DSMT4" ShapeID="_x0000_i1030" DrawAspect="Content" ObjectID="_1843114389" r:id="rId19"/>
         </w:object>
       </w:r>
       <w:r>
@@ -1001,9 +1599,9 @@
         </w:rPr>
         <w:object w:dxaOrig="720" w:dyaOrig="660" w14:anchorId="7654666D">
           <v:shape id="_x0000_i1031" type="#_x0000_t75" style="width:36pt;height:33pt" o:ole="">
-            <v:imagedata r:id="rId17" o:title=""/>
+            <v:imagedata r:id="rId20" o:title=""/>
           </v:shape>
-          <o:OLEObject Type="Embed" ProgID="Equation.DSMT4" ShapeID="_x0000_i1031" DrawAspect="Content" ObjectID="_1843112773" r:id="rId18"/>
+          <o:OLEObject Type="Embed" ProgID="Equation.DSMT4" ShapeID="_x0000_i1031" DrawAspect="Content" ObjectID="_1843114390" r:id="rId21"/>
         </w:object>
       </w:r>
       <w:r>
@@ -1067,9 +1665,9 @@
         </w:rPr>
         <w:object w:dxaOrig="2720" w:dyaOrig="620" w14:anchorId="36079959">
           <v:shape id="_x0000_i1032" type="#_x0000_t75" style="width:136.2pt;height:31.2pt" o:ole="">
-            <v:imagedata r:id="rId19" o:title=""/>
+            <v:imagedata r:id="rId22" o:title=""/>
           </v:shape>
-          <o:OLEObject Type="Embed" ProgID="Equation.DSMT4" ShapeID="_x0000_i1032" DrawAspect="Content" ObjectID="_1843112774" r:id="rId20"/>
+          <o:OLEObject Type="Embed" ProgID="Equation.DSMT4" ShapeID="_x0000_i1032" DrawAspect="Content" ObjectID="_1843114391" r:id="rId23"/>
         </w:object>
       </w:r>
       <w:r>
@@ -1148,9 +1746,9 @@
         </w:rPr>
         <w:object w:dxaOrig="800" w:dyaOrig="620" w14:anchorId="2904DE40">
           <v:shape id="_x0000_i1033" type="#_x0000_t75" style="width:40.2pt;height:31.2pt" o:ole="">
-            <v:imagedata r:id="rId21" o:title=""/>
+            <v:imagedata r:id="rId24" o:title=""/>
           </v:shape>
-          <o:OLEObject Type="Embed" ProgID="Equation.DSMT4" ShapeID="_x0000_i1033" DrawAspect="Content" ObjectID="_1843112775" r:id="rId22"/>
+          <o:OLEObject Type="Embed" ProgID="Equation.DSMT4" ShapeID="_x0000_i1033" DrawAspect="Content" ObjectID="_1843114392" r:id="rId25"/>
         </w:object>
       </w:r>
       <w:r>
@@ -1219,7 +1817,7 @@
                     <pic:cNvPicPr/>
                   </pic:nvPicPr>
                   <pic:blipFill>
-                    <a:blip r:embed="rId23"/>
+                    <a:blip r:embed="rId26"/>
                     <a:stretch>
                       <a:fillRect/>
                     </a:stretch>
@@ -1288,9 +1886,9 @@
         </w:rPr>
         <w:object w:dxaOrig="2180" w:dyaOrig="279" w14:anchorId="3739128C">
           <v:shape id="_x0000_i1034" type="#_x0000_t75" style="width:109.2pt;height:13.8pt" o:ole="">
-            <v:imagedata r:id="rId24" o:title=""/>
+            <v:imagedata r:id="rId27" o:title=""/>
           </v:shape>
-          <o:OLEObject Type="Embed" ProgID="Equation.DSMT4" ShapeID="_x0000_i1034" DrawAspect="Content" ObjectID="_1843112776" r:id="rId25"/>
+          <o:OLEObject Type="Embed" ProgID="Equation.DSMT4" ShapeID="_x0000_i1034" DrawAspect="Content" ObjectID="_1843114393" r:id="rId28"/>
         </w:object>
       </w:r>
       <w:r>
@@ -1432,7 +2030,6 @@
           <w:sz w:val="24"/>
           <w:szCs w:val="24"/>
         </w:rPr>
-        <w:lastRenderedPageBreak/>
         <w:t>依赖库：</w:t>
       </w:r>
       <w:r>
@@ -1478,6 +2075,7 @@
           <w:sz w:val="28"/>
           <w:szCs w:val="24"/>
         </w:rPr>
+        <w:lastRenderedPageBreak/>
         <w:t xml:space="preserve">3.2 </w:t>
       </w:r>
       <w:r>
@@ -3483,7 +4081,7 @@
                     <pic:cNvPicPr/>
                   </pic:nvPicPr>
                   <pic:blipFill>
-                    <a:blip r:embed="rId26"/>
+                    <a:blip r:embed="rId29"/>
                     <a:stretch>
                       <a:fillRect/>
                     </a:stretch>
@@ -4701,9 +5299,9 @@
         </w:rPr>
         <w:object w:dxaOrig="1080" w:dyaOrig="320" w14:anchorId="27C535F5">
           <v:shape id="_x0000_i1035" type="#_x0000_t75" style="width:54pt;height:16.2pt" o:ole="">
-            <v:imagedata r:id="rId27" o:title=""/>
+            <v:imagedata r:id="rId30" o:title=""/>
           </v:shape>
-          <o:OLEObject Type="Embed" ProgID="Equation.DSMT4" ShapeID="_x0000_i1035" DrawAspect="Content" ObjectID="_1843112777" r:id="rId28"/>
+          <o:OLEObject Type="Embed" ProgID="Equation.DSMT4" ShapeID="_x0000_i1035" DrawAspect="Content" ObjectID="_1843114394" r:id="rId31"/>
         </w:object>
       </w:r>
       <w:r>
@@ -9699,6 +10297,44 @@
     </w:sectPr>
   </w:body>
 </w:document>
+</file>
+
+<file path=word/endnotes.xml><?xml version="1.0" encoding="utf-8"?>
+<w:endnotes xmlns:wpc="http://schemas.microsoft.com/office/word/2010/wordprocessingCanvas" xmlns:cx="http://schemas.microsoft.com/office/drawing/2014/chartex" xmlns:cx1="http://schemas.microsoft.com/office/drawing/2015/9/8/chartex" xmlns:cx2="http://schemas.microsoft.com/office/drawing/2015/10/21/chartex" xmlns:cx3="http://schemas.microsoft.com/office/drawing/2016/5/9/chartex" xmlns:cx4="http://schemas.microsoft.com/office/drawing/2016/5/10/chartex" xmlns:cx5="http://schemas.microsoft.com/office/drawing/2016/5/11/chartex" xmlns:cx6="http://schemas.microsoft.com/office/drawing/2016/5/12/chartex" xmlns:cx7="http://schemas.microsoft.com/office/drawing/2016/5/13/chartex" xmlns:cx8="http://schemas.microsoft.com/office/drawing/2016/5/14/chartex" xmlns:mc="http://schemas.openxmlformats.org/markup-compatibility/2006" xmlns:aink="http://schemas.microsoft.com/office/drawing/2016/ink" xmlns:am3d="http://schemas.microsoft.com/office/drawing/2017/model3d" xmlns:o="urn:schemas-microsoft-com:office:office" xmlns:r="http://schemas.openxmlformats.org/officeDocument/2006/relationships" xmlns:m="http://schemas.openxmlformats.org/officeDocument/2006/math" xmlns:v="urn:schemas-microsoft-com:vml" xmlns:wp14="http://schemas.microsoft.com/office/word/2010/wordprocessingDrawing" xmlns:wp="http://schemas.openxmlformats.org/drawingml/2006/wordprocessingDrawing" xmlns:w10="urn:schemas-microsoft-com:office:word" xmlns:w="http://schemas.openxmlformats.org/wordprocessingml/2006/main" xmlns:w14="http://schemas.microsoft.com/office/word/2010/wordml" xmlns:w15="http://schemas.microsoft.com/office/word/2012/wordml" xmlns:w16cex="http://schemas.microsoft.com/office/word/2018/wordml/cex" xmlns:w16cid="http://schemas.microsoft.com/office/word/2016/wordml/cid" xmlns:w16="http://schemas.microsoft.com/office/word/2018/wordml" xmlns:w16sdtdh="http://schemas.microsoft.com/office/word/2020/wordml/sdtdatahash" xmlns:w16se="http://schemas.microsoft.com/office/word/2015/wordml/symex" xmlns:wpg="http://schemas.microsoft.com/office/word/2010/wordprocessingGroup" xmlns:wpi="http://schemas.microsoft.com/office/word/2010/wordprocessingInk" xmlns:wne="http://schemas.microsoft.com/office/word/2006/wordml" xmlns:wps="http://schemas.microsoft.com/office/word/2010/wordprocessingShape" mc:Ignorable="w14 w15 w16se w16cid w16 w16cex w16sdtdh wp14">
+  <w:endnote w:type="separator" w:id="-1">
+    <w:p>
+      <w:r>
+        <w:separator/>
+      </w:r>
+    </w:p>
+  </w:endnote>
+  <w:endnote w:type="continuationSeparator" w:id="0">
+    <w:p>
+      <w:r>
+        <w:continuationSeparator/>
+      </w:r>
+    </w:p>
+  </w:endnote>
+</w:endnotes>
+</file>
+
+<file path=word/footnotes.xml><?xml version="1.0" encoding="utf-8"?>
+<w:footnotes xmlns:wpc="http://schemas.microsoft.com/office/word/2010/wordprocessingCanvas" xmlns:cx="http://schemas.microsoft.com/office/drawing/2014/chartex" xmlns:cx1="http://schemas.microsoft.com/office/drawing/2015/9/8/chartex" xmlns:cx2="http://schemas.microsoft.com/office/drawing/2015/10/21/chartex" xmlns:cx3="http://schemas.microsoft.com/office/drawing/2016/5/9/chartex" xmlns:cx4="http://schemas.microsoft.com/office/drawing/2016/5/10/chartex" xmlns:cx5="http://schemas.microsoft.com/office/drawing/2016/5/11/chartex" xmlns:cx6="http://schemas.microsoft.com/office/drawing/2016/5/12/chartex" xmlns:cx7="http://schemas.microsoft.com/office/drawing/2016/5/13/chartex" xmlns:cx8="http://schemas.microsoft.com/office/drawing/2016/5/14/chartex" xmlns:mc="http://schemas.openxmlformats.org/markup-compatibility/2006" xmlns:aink="http://schemas.microsoft.com/office/drawing/2016/ink" xmlns:am3d="http://schemas.microsoft.com/office/drawing/2017/model3d" xmlns:o="urn:schemas-microsoft-com:office:office" xmlns:r="http://schemas.openxmlformats.org/officeDocument/2006/relationships" xmlns:m="http://schemas.openxmlformats.org/officeDocument/2006/math" xmlns:v="urn:schemas-microsoft-com:vml" xmlns:wp14="http://schemas.microsoft.com/office/word/2010/wordprocessingDrawing" xmlns:wp="http://schemas.openxmlformats.org/drawingml/2006/wordprocessingDrawing" xmlns:w10="urn:schemas-microsoft-com:office:word" xmlns:w="http://schemas.openxmlformats.org/wordprocessingml/2006/main" xmlns:w14="http://schemas.microsoft.com/office/word/2010/wordml" xmlns:w15="http://schemas.microsoft.com/office/word/2012/wordml" xmlns:w16cex="http://schemas.microsoft.com/office/word/2018/wordml/cex" xmlns:w16cid="http://schemas.microsoft.com/office/word/2016/wordml/cid" xmlns:w16="http://schemas.microsoft.com/office/word/2018/wordml" xmlns:w16sdtdh="http://schemas.microsoft.com/office/word/2020/wordml/sdtdatahash" xmlns:w16se="http://schemas.microsoft.com/office/word/2015/wordml/symex" xmlns:wpg="http://schemas.microsoft.com/office/word/2010/wordprocessingGroup" xmlns:wpi="http://schemas.microsoft.com/office/word/2010/wordprocessingInk" xmlns:wne="http://schemas.microsoft.com/office/word/2006/wordml" xmlns:wps="http://schemas.microsoft.com/office/word/2010/wordprocessingShape" mc:Ignorable="w14 w15 w16se w16cid w16 w16cex w16sdtdh wp14">
+  <w:footnote w:type="separator" w:id="-1">
+    <w:p>
+      <w:r>
+        <w:separator/>
+      </w:r>
+    </w:p>
+  </w:footnote>
+  <w:footnote w:type="continuationSeparator" w:id="0">
+    <w:p>
+      <w:r>
+        <w:continuationSeparator/>
+      </w:r>
+    </w:p>
+  </w:footnote>
+</w:footnotes>
 </file>
 
 <file path=word/numbering.xml><?xml version="1.0" encoding="utf-8"?>
@@ -12340,6 +12976,71 @@
       <w:szCs w:val="29"/>
     </w:rPr>
   </w:style>
+  <w:style w:type="paragraph" w:styleId="a3">
+    <w:name w:val="header"/>
+    <w:basedOn w:val="a"/>
+    <w:link w:val="a4"/>
+    <w:uiPriority w:val="99"/>
+    <w:unhideWhenUsed/>
+    <w:rsid w:val="00953C32"/>
+    <w:pPr>
+      <w:pBdr>
+        <w:bottom w:val="single" w:sz="6" w:space="1" w:color="auto"/>
+      </w:pBdr>
+      <w:tabs>
+        <w:tab w:val="center" w:pos="4153"/>
+        <w:tab w:val="right" w:pos="8306"/>
+      </w:tabs>
+      <w:snapToGrid w:val="0"/>
+      <w:jc w:val="center"/>
+    </w:pPr>
+    <w:rPr>
+      <w:sz w:val="18"/>
+      <w:szCs w:val="18"/>
+    </w:rPr>
+  </w:style>
+  <w:style w:type="character" w:customStyle="1" w:styleId="a4">
+    <w:name w:val="页眉 字符"/>
+    <w:basedOn w:val="a0"/>
+    <w:link w:val="a3"/>
+    <w:uiPriority w:val="99"/>
+    <w:rsid w:val="00953C32"/>
+    <w:rPr>
+      <w:sz w:val="18"/>
+      <w:szCs w:val="18"/>
+    </w:rPr>
+  </w:style>
+  <w:style w:type="paragraph" w:styleId="a5">
+    <w:name w:val="footer"/>
+    <w:basedOn w:val="a"/>
+    <w:link w:val="a6"/>
+    <w:uiPriority w:val="99"/>
+    <w:unhideWhenUsed/>
+    <w:rsid w:val="00953C32"/>
+    <w:pPr>
+      <w:tabs>
+        <w:tab w:val="center" w:pos="4153"/>
+        <w:tab w:val="right" w:pos="8306"/>
+      </w:tabs>
+      <w:snapToGrid w:val="0"/>
+      <w:jc w:val="left"/>
+    </w:pPr>
+    <w:rPr>
+      <w:sz w:val="18"/>
+      <w:szCs w:val="18"/>
+    </w:rPr>
+  </w:style>
+  <w:style w:type="character" w:customStyle="1" w:styleId="a6">
+    <w:name w:val="页脚 字符"/>
+    <w:basedOn w:val="a0"/>
+    <w:link w:val="a5"/>
+    <w:uiPriority w:val="99"/>
+    <w:rsid w:val="00953C32"/>
+    <w:rPr>
+      <w:sz w:val="18"/>
+      <w:szCs w:val="18"/>
+    </w:rPr>
+  </w:style>
 </w:styles>
 </file>
 
